--- a/output/tables/validation/t1_concordancia_pares.docx
+++ b/output/tables/validation/t1_concordancia_pares.docx
@@ -65,18 +65,18 @@
         <w:tblLook w:firstRow="1" w:lastRow="0" w:firstColumn="0" w:lastColumn="0" w:noHBand="0" w:noVBand="1"/>
       </w:tblPr>
       <w:tblGrid>
-        <w:gridCol w:w="2181"/>
-        <w:gridCol w:w="1330"/>
-        <w:gridCol w:w="1418"/>
-        <w:gridCol w:w="1392"/>
-        <w:gridCol w:w="1480"/>
-        <w:gridCol w:w="1161"/>
-        <w:gridCol w:w="1249"/>
+        <w:gridCol w:w="1962"/>
+        <w:gridCol w:w="1177"/>
+        <w:gridCol w:w="1258"/>
+        <w:gridCol w:w="1234"/>
+        <w:gridCol w:w="1316"/>
+        <w:gridCol w:w="1021"/>
+        <w:gridCol w:w="1103"/>
       </w:tblGrid>
       <w:tr>
         <w:trPr>
           <w:cantSplit/>
-          <w:trHeight w:val="347" w:hRule="auto"/>
+          <w:trHeight w:val="587" w:hRule="auto"/>
           <w:tblHeader/>
         </w:trPr>
         <w:tc>
@@ -114,8 +114,8 @@
                 <w:b w:val="true"/>
                 <w:u w:val="none"/>
                 <w:strike w:val="false"/>
-                <w:sz w:val="16"/>
-                <w:szCs w:val="16"/>
+                <w:sz w:val="24"/>
+                <w:szCs w:val="24"/>
                 <w:color w:val="000000"/>
               </w:rPr>
             </w:pPr>
@@ -126,8 +126,8 @@
                 <w:b w:val="true"/>
                 <w:u w:val="none"/>
                 <w:strike w:val="false"/>
-                <w:sz w:val="16"/>
-                <w:szCs w:val="16"/>
+                <w:sz w:val="24"/>
+                <w:szCs w:val="24"/>
                 <w:color w:val="000000"/>
               </w:rPr>
               <w:t xml:space="preserve">Tarea</w:t>
@@ -169,8 +169,8 @@
                 <w:b w:val="true"/>
                 <w:u w:val="none"/>
                 <w:strike w:val="false"/>
-                <w:sz w:val="16"/>
-                <w:szCs w:val="16"/>
+                <w:sz w:val="24"/>
+                <w:szCs w:val="24"/>
                 <w:color w:val="000000"/>
               </w:rPr>
             </w:pPr>
@@ -181,8 +181,8 @@
                 <w:b w:val="true"/>
                 <w:u w:val="none"/>
                 <w:strike w:val="false"/>
-                <w:sz w:val="16"/>
-                <w:szCs w:val="16"/>
+                <w:sz w:val="24"/>
+                <w:szCs w:val="24"/>
                 <w:color w:val="000000"/>
               </w:rPr>
               <w:t xml:space="preserve">α Humano–Luna</w:t>
@@ -224,8 +224,8 @@
                 <w:b w:val="true"/>
                 <w:u w:val="none"/>
                 <w:strike w:val="false"/>
-                <w:sz w:val="16"/>
-                <w:szCs w:val="16"/>
+                <w:sz w:val="24"/>
+                <w:szCs w:val="24"/>
                 <w:color w:val="000000"/>
               </w:rPr>
             </w:pPr>
@@ -236,8 +236,8 @@
                 <w:b w:val="true"/>
                 <w:u w:val="none"/>
                 <w:strike w:val="false"/>
-                <w:sz w:val="16"/>
-                <w:szCs w:val="16"/>
+                <w:sz w:val="24"/>
+                <w:szCs w:val="24"/>
                 <w:color w:val="000000"/>
               </w:rPr>
               <w:t xml:space="preserve">F1 Humano–Luna</w:t>
@@ -279,8 +279,8 @@
                 <w:b w:val="true"/>
                 <w:u w:val="none"/>
                 <w:strike w:val="false"/>
-                <w:sz w:val="16"/>
-                <w:szCs w:val="16"/>
+                <w:sz w:val="24"/>
+                <w:szCs w:val="24"/>
                 <w:color w:val="000000"/>
               </w:rPr>
             </w:pPr>
@@ -291,8 +291,8 @@
                 <w:b w:val="true"/>
                 <w:u w:val="none"/>
                 <w:strike w:val="false"/>
-                <w:sz w:val="16"/>
-                <w:szCs w:val="16"/>
+                <w:sz w:val="24"/>
+                <w:szCs w:val="24"/>
                 <w:color w:val="000000"/>
               </w:rPr>
               <w:t xml:space="preserve">α Humano–Haiku</w:t>
@@ -334,8 +334,8 @@
                 <w:b w:val="true"/>
                 <w:u w:val="none"/>
                 <w:strike w:val="false"/>
-                <w:sz w:val="16"/>
-                <w:szCs w:val="16"/>
+                <w:sz w:val="24"/>
+                <w:szCs w:val="24"/>
                 <w:color w:val="000000"/>
               </w:rPr>
             </w:pPr>
@@ -346,8 +346,8 @@
                 <w:b w:val="true"/>
                 <w:u w:val="none"/>
                 <w:strike w:val="false"/>
-                <w:sz w:val="16"/>
-                <w:szCs w:val="16"/>
+                <w:sz w:val="24"/>
+                <w:szCs w:val="24"/>
                 <w:color w:val="000000"/>
               </w:rPr>
               <w:t xml:space="preserve">F1 Humano–Haiku</w:t>
@@ -389,8 +389,8 @@
                 <w:b w:val="true"/>
                 <w:u w:val="none"/>
                 <w:strike w:val="false"/>
-                <w:sz w:val="16"/>
-                <w:szCs w:val="16"/>
+                <w:sz w:val="24"/>
+                <w:szCs w:val="24"/>
                 <w:color w:val="000000"/>
               </w:rPr>
             </w:pPr>
@@ -401,8 +401,8 @@
                 <w:b w:val="true"/>
                 <w:u w:val="none"/>
                 <w:strike w:val="false"/>
-                <w:sz w:val="16"/>
-                <w:szCs w:val="16"/>
+                <w:sz w:val="24"/>
+                <w:szCs w:val="24"/>
                 <w:color w:val="000000"/>
               </w:rPr>
               <w:t xml:space="preserve">α Luna–Haiku</w:t>
@@ -444,8 +444,8 @@
                 <w:b w:val="true"/>
                 <w:u w:val="none"/>
                 <w:strike w:val="false"/>
-                <w:sz w:val="16"/>
-                <w:szCs w:val="16"/>
+                <w:sz w:val="24"/>
+                <w:szCs w:val="24"/>
                 <w:color w:val="000000"/>
               </w:rPr>
             </w:pPr>
@@ -456,8 +456,8 @@
                 <w:b w:val="true"/>
                 <w:u w:val="none"/>
                 <w:strike w:val="false"/>
-                <w:sz w:val="16"/>
-                <w:szCs w:val="16"/>
+                <w:sz w:val="24"/>
+                <w:szCs w:val="24"/>
                 <w:color w:val="000000"/>
               </w:rPr>
               <w:t xml:space="preserve">F1 Luna–Haiku</w:t>
@@ -468,7 +468,7 @@
       <w:tr>
         <w:trPr>
           <w:cantSplit/>
-          <w:trHeight w:val="312" w:hRule="auto"/>
+          <w:trHeight w:val="552" w:hRule="auto"/>
         </w:trPr>
         <w:tc>
           <w:tcPr>
@@ -505,8 +505,8 @@
                 <w:b w:val="false"/>
                 <w:u w:val="none"/>
                 <w:strike w:val="false"/>
-                <w:sz w:val="16"/>
-                <w:szCs w:val="16"/>
+                <w:sz w:val="24"/>
+                <w:szCs w:val="24"/>
                 <w:color w:val="000000"/>
               </w:rPr>
             </w:pPr>
@@ -517,8 +517,8 @@
                 <w:b w:val="false"/>
                 <w:u w:val="none"/>
                 <w:strike w:val="false"/>
-                <w:sz w:val="16"/>
-                <w:szCs w:val="16"/>
+                <w:sz w:val="24"/>
+                <w:szCs w:val="24"/>
                 <w:color w:val="000000"/>
               </w:rPr>
               <w:t xml:space="preserve">Detección</w:t>
@@ -560,8 +560,8 @@
                 <w:b w:val="false"/>
                 <w:u w:val="none"/>
                 <w:strike w:val="false"/>
-                <w:sz w:val="16"/>
-                <w:szCs w:val="16"/>
+                <w:sz w:val="24"/>
+                <w:szCs w:val="24"/>
                 <w:color w:val="000000"/>
               </w:rPr>
             </w:pPr>
@@ -572,8 +572,8 @@
                 <w:b w:val="false"/>
                 <w:u w:val="none"/>
                 <w:strike w:val="false"/>
-                <w:sz w:val="16"/>
-                <w:szCs w:val="16"/>
+                <w:sz w:val="24"/>
+                <w:szCs w:val="24"/>
                 <w:color w:val="000000"/>
               </w:rPr>
               <w:t xml:space="preserve">0,562</w:t>
@@ -615,8 +615,8 @@
                 <w:b w:val="false"/>
                 <w:u w:val="none"/>
                 <w:strike w:val="false"/>
-                <w:sz w:val="16"/>
-                <w:szCs w:val="16"/>
+                <w:sz w:val="24"/>
+                <w:szCs w:val="24"/>
                 <w:color w:val="000000"/>
               </w:rPr>
             </w:pPr>
@@ -627,8 +627,8 @@
                 <w:b w:val="false"/>
                 <w:u w:val="none"/>
                 <w:strike w:val="false"/>
-                <w:sz w:val="16"/>
-                <w:szCs w:val="16"/>
+                <w:sz w:val="24"/>
+                <w:szCs w:val="24"/>
                 <w:color w:val="000000"/>
               </w:rPr>
               <w:t xml:space="preserve">0,913</w:t>
@@ -670,8 +670,8 @@
                 <w:b w:val="false"/>
                 <w:u w:val="none"/>
                 <w:strike w:val="false"/>
-                <w:sz w:val="16"/>
-                <w:szCs w:val="16"/>
+                <w:sz w:val="24"/>
+                <w:szCs w:val="24"/>
                 <w:color w:val="000000"/>
               </w:rPr>
             </w:pPr>
@@ -682,8 +682,8 @@
                 <w:b w:val="false"/>
                 <w:u w:val="none"/>
                 <w:strike w:val="false"/>
-                <w:sz w:val="16"/>
-                <w:szCs w:val="16"/>
+                <w:sz w:val="24"/>
+                <w:szCs w:val="24"/>
                 <w:color w:val="000000"/>
               </w:rPr>
               <w:t xml:space="preserve">0,563</w:t>
@@ -725,8 +725,8 @@
                 <w:b w:val="false"/>
                 <w:u w:val="none"/>
                 <w:strike w:val="false"/>
-                <w:sz w:val="16"/>
-                <w:szCs w:val="16"/>
+                <w:sz w:val="24"/>
+                <w:szCs w:val="24"/>
                 <w:color w:val="000000"/>
               </w:rPr>
             </w:pPr>
@@ -737,8 +737,8 @@
                 <w:b w:val="false"/>
                 <w:u w:val="none"/>
                 <w:strike w:val="false"/>
-                <w:sz w:val="16"/>
-                <w:szCs w:val="16"/>
+                <w:sz w:val="24"/>
+                <w:szCs w:val="24"/>
                 <w:color w:val="000000"/>
               </w:rPr>
               <w:t xml:space="preserve">0,915</w:t>
@@ -780,8 +780,8 @@
                 <w:b w:val="false"/>
                 <w:u w:val="none"/>
                 <w:strike w:val="false"/>
-                <w:sz w:val="16"/>
-                <w:szCs w:val="16"/>
+                <w:sz w:val="24"/>
+                <w:szCs w:val="24"/>
                 <w:color w:val="000000"/>
               </w:rPr>
             </w:pPr>
@@ -792,8 +792,8 @@
                 <w:b w:val="false"/>
                 <w:u w:val="none"/>
                 <w:strike w:val="false"/>
-                <w:sz w:val="16"/>
-                <w:szCs w:val="16"/>
+                <w:sz w:val="24"/>
+                <w:szCs w:val="24"/>
                 <w:color w:val="000000"/>
               </w:rPr>
               <w:t xml:space="preserve">0,780</w:t>
@@ -835,8 +835,8 @@
                 <w:b w:val="false"/>
                 <w:u w:val="none"/>
                 <w:strike w:val="false"/>
-                <w:sz w:val="16"/>
-                <w:szCs w:val="16"/>
+                <w:sz w:val="24"/>
+                <w:szCs w:val="24"/>
                 <w:color w:val="000000"/>
               </w:rPr>
             </w:pPr>
@@ -847,8 +847,8 @@
                 <w:b w:val="false"/>
                 <w:u w:val="none"/>
                 <w:strike w:val="false"/>
-                <w:sz w:val="16"/>
-                <w:szCs w:val="16"/>
+                <w:sz w:val="24"/>
+                <w:szCs w:val="24"/>
                 <w:color w:val="000000"/>
               </w:rPr>
               <w:t xml:space="preserve">0,961</w:t>
@@ -859,7 +859,7 @@
       <w:tr>
         <w:trPr>
           <w:cantSplit/>
-          <w:trHeight w:val="312" w:hRule="auto"/>
+          <w:trHeight w:val="552" w:hRule="auto"/>
         </w:trPr>
         <w:tc>
           <w:tcPr>
@@ -896,8 +896,8 @@
                 <w:b w:val="false"/>
                 <w:u w:val="none"/>
                 <w:strike w:val="false"/>
-                <w:sz w:val="16"/>
-                <w:szCs w:val="16"/>
+                <w:sz w:val="24"/>
+                <w:szCs w:val="24"/>
                 <w:color w:val="000000"/>
               </w:rPr>
             </w:pPr>
@@ -908,8 +908,8 @@
                 <w:b w:val="false"/>
                 <w:u w:val="none"/>
                 <w:strike w:val="false"/>
-                <w:sz w:val="16"/>
-                <w:szCs w:val="16"/>
+                <w:sz w:val="24"/>
+                <w:szCs w:val="24"/>
                 <w:color w:val="000000"/>
               </w:rPr>
               <w:t xml:space="preserve">Concepto</w:t>
@@ -951,8 +951,8 @@
                 <w:b w:val="false"/>
                 <w:u w:val="none"/>
                 <w:strike w:val="false"/>
-                <w:sz w:val="16"/>
-                <w:szCs w:val="16"/>
+                <w:sz w:val="24"/>
+                <w:szCs w:val="24"/>
                 <w:color w:val="000000"/>
               </w:rPr>
             </w:pPr>
@@ -963,8 +963,8 @@
                 <w:b w:val="false"/>
                 <w:u w:val="none"/>
                 <w:strike w:val="false"/>
-                <w:sz w:val="16"/>
-                <w:szCs w:val="16"/>
+                <w:sz w:val="24"/>
+                <w:szCs w:val="24"/>
                 <w:color w:val="000000"/>
               </w:rPr>
               <w:t xml:space="preserve">0,684</w:t>
@@ -1006,8 +1006,8 @@
                 <w:b w:val="false"/>
                 <w:u w:val="none"/>
                 <w:strike w:val="false"/>
-                <w:sz w:val="16"/>
-                <w:szCs w:val="16"/>
+                <w:sz w:val="24"/>
+                <w:szCs w:val="24"/>
                 <w:color w:val="000000"/>
               </w:rPr>
             </w:pPr>
@@ -1018,8 +1018,8 @@
                 <w:b w:val="false"/>
                 <w:u w:val="none"/>
                 <w:strike w:val="false"/>
-                <w:sz w:val="16"/>
-                <w:szCs w:val="16"/>
+                <w:sz w:val="24"/>
+                <w:szCs w:val="24"/>
                 <w:color w:val="000000"/>
               </w:rPr>
               <w:t xml:space="preserve">0,710</w:t>
@@ -1061,8 +1061,8 @@
                 <w:b w:val="false"/>
                 <w:u w:val="none"/>
                 <w:strike w:val="false"/>
-                <w:sz w:val="16"/>
-                <w:szCs w:val="16"/>
+                <w:sz w:val="24"/>
+                <w:szCs w:val="24"/>
                 <w:color w:val="000000"/>
               </w:rPr>
             </w:pPr>
@@ -1073,8 +1073,8 @@
                 <w:b w:val="false"/>
                 <w:u w:val="none"/>
                 <w:strike w:val="false"/>
-                <w:sz w:val="16"/>
-                <w:szCs w:val="16"/>
+                <w:sz w:val="24"/>
+                <w:szCs w:val="24"/>
                 <w:color w:val="000000"/>
               </w:rPr>
               <w:t xml:space="preserve">0,694</w:t>
@@ -1116,8 +1116,8 @@
                 <w:b w:val="false"/>
                 <w:u w:val="none"/>
                 <w:strike w:val="false"/>
-                <w:sz w:val="16"/>
-                <w:szCs w:val="16"/>
+                <w:sz w:val="24"/>
+                <w:szCs w:val="24"/>
                 <w:color w:val="000000"/>
               </w:rPr>
             </w:pPr>
@@ -1128,8 +1128,8 @@
                 <w:b w:val="false"/>
                 <w:u w:val="none"/>
                 <w:strike w:val="false"/>
-                <w:sz w:val="16"/>
-                <w:szCs w:val="16"/>
+                <w:sz w:val="24"/>
+                <w:szCs w:val="24"/>
                 <w:color w:val="000000"/>
               </w:rPr>
               <w:t xml:space="preserve">0,721</w:t>
@@ -1171,8 +1171,8 @@
                 <w:b w:val="false"/>
                 <w:u w:val="none"/>
                 <w:strike w:val="false"/>
-                <w:sz w:val="16"/>
-                <w:szCs w:val="16"/>
+                <w:sz w:val="24"/>
+                <w:szCs w:val="24"/>
                 <w:color w:val="000000"/>
               </w:rPr>
             </w:pPr>
@@ -1183,8 +1183,8 @@
                 <w:b w:val="false"/>
                 <w:u w:val="none"/>
                 <w:strike w:val="false"/>
-                <w:sz w:val="16"/>
-                <w:szCs w:val="16"/>
+                <w:sz w:val="24"/>
+                <w:szCs w:val="24"/>
                 <w:color w:val="000000"/>
               </w:rPr>
               <w:t xml:space="preserve">0,817</w:t>
@@ -1226,8 +1226,8 @@
                 <w:b w:val="false"/>
                 <w:u w:val="none"/>
                 <w:strike w:val="false"/>
-                <w:sz w:val="16"/>
-                <w:szCs w:val="16"/>
+                <w:sz w:val="24"/>
+                <w:szCs w:val="24"/>
                 <w:color w:val="000000"/>
               </w:rPr>
             </w:pPr>
@@ -1238,8 +1238,8 @@
                 <w:b w:val="false"/>
                 <w:u w:val="none"/>
                 <w:strike w:val="false"/>
-                <w:sz w:val="16"/>
-                <w:szCs w:val="16"/>
+                <w:sz w:val="24"/>
+                <w:szCs w:val="24"/>
                 <w:color w:val="000000"/>
               </w:rPr>
               <w:t xml:space="preserve">0,834</w:t>
@@ -1250,7 +1250,7 @@
       <w:tr>
         <w:trPr>
           <w:cantSplit/>
-          <w:trHeight w:val="312" w:hRule="auto"/>
+          <w:trHeight w:val="552" w:hRule="auto"/>
         </w:trPr>
         <w:tc>
           <w:tcPr>
@@ -1287,8 +1287,8 @@
                 <w:b w:val="false"/>
                 <w:u w:val="none"/>
                 <w:strike w:val="false"/>
-                <w:sz w:val="16"/>
-                <w:szCs w:val="16"/>
+                <w:sz w:val="24"/>
+                <w:szCs w:val="24"/>
                 <w:color w:val="000000"/>
               </w:rPr>
             </w:pPr>
@@ -1299,8 +1299,8 @@
                 <w:b w:val="false"/>
                 <w:u w:val="none"/>
                 <w:strike w:val="false"/>
-                <w:sz w:val="16"/>
-                <w:szCs w:val="16"/>
+                <w:sz w:val="24"/>
+                <w:szCs w:val="24"/>
                 <w:color w:val="000000"/>
               </w:rPr>
               <w:t xml:space="preserve">Concepto (media por concepto)</w:t>
@@ -1342,8 +1342,8 @@
                 <w:b w:val="false"/>
                 <w:u w:val="none"/>
                 <w:strike w:val="false"/>
-                <w:sz w:val="16"/>
-                <w:szCs w:val="16"/>
+                <w:sz w:val="24"/>
+                <w:szCs w:val="24"/>
                 <w:color w:val="000000"/>
               </w:rPr>
             </w:pPr>
@@ -1354,8 +1354,8 @@
                 <w:b w:val="false"/>
                 <w:u w:val="none"/>
                 <w:strike w:val="false"/>
-                <w:sz w:val="16"/>
-                <w:szCs w:val="16"/>
+                <w:sz w:val="24"/>
+                <w:szCs w:val="24"/>
                 <w:color w:val="000000"/>
               </w:rPr>
               <w:t xml:space="preserve">0,665</w:t>
@@ -1397,8 +1397,8 @@
                 <w:b w:val="false"/>
                 <w:u w:val="none"/>
                 <w:strike w:val="false"/>
-                <w:sz w:val="16"/>
-                <w:szCs w:val="16"/>
+                <w:sz w:val="24"/>
+                <w:szCs w:val="24"/>
                 <w:color w:val="000000"/>
               </w:rPr>
             </w:pPr>
@@ -1409,8 +1409,8 @@
                 <w:b w:val="false"/>
                 <w:u w:val="none"/>
                 <w:strike w:val="false"/>
-                <w:sz w:val="16"/>
-                <w:szCs w:val="16"/>
+                <w:sz w:val="24"/>
+                <w:szCs w:val="24"/>
                 <w:color w:val="000000"/>
               </w:rPr>
               <w:t xml:space="preserve">0,693</w:t>
@@ -1452,8 +1452,8 @@
                 <w:b w:val="false"/>
                 <w:u w:val="none"/>
                 <w:strike w:val="false"/>
-                <w:sz w:val="16"/>
-                <w:szCs w:val="16"/>
+                <w:sz w:val="24"/>
+                <w:szCs w:val="24"/>
                 <w:color w:val="000000"/>
               </w:rPr>
             </w:pPr>
@@ -1464,8 +1464,8 @@
                 <w:b w:val="false"/>
                 <w:u w:val="none"/>
                 <w:strike w:val="false"/>
-                <w:sz w:val="16"/>
-                <w:szCs w:val="16"/>
+                <w:sz w:val="24"/>
+                <w:szCs w:val="24"/>
                 <w:color w:val="000000"/>
               </w:rPr>
               <w:t xml:space="preserve">0,674</w:t>
@@ -1507,8 +1507,8 @@
                 <w:b w:val="false"/>
                 <w:u w:val="none"/>
                 <w:strike w:val="false"/>
-                <w:sz w:val="16"/>
-                <w:szCs w:val="16"/>
+                <w:sz w:val="24"/>
+                <w:szCs w:val="24"/>
                 <w:color w:val="000000"/>
               </w:rPr>
             </w:pPr>
@@ -1519,8 +1519,8 @@
                 <w:b w:val="false"/>
                 <w:u w:val="none"/>
                 <w:strike w:val="false"/>
-                <w:sz w:val="16"/>
-                <w:szCs w:val="16"/>
+                <w:sz w:val="24"/>
+                <w:szCs w:val="24"/>
                 <w:color w:val="000000"/>
               </w:rPr>
               <w:t xml:space="preserve">0,703</w:t>
@@ -1562,8 +1562,8 @@
                 <w:b w:val="false"/>
                 <w:u w:val="none"/>
                 <w:strike w:val="false"/>
-                <w:sz w:val="16"/>
-                <w:szCs w:val="16"/>
+                <w:sz w:val="24"/>
+                <w:szCs w:val="24"/>
                 <w:color w:val="000000"/>
               </w:rPr>
             </w:pPr>
@@ -1574,8 +1574,8 @@
                 <w:b w:val="false"/>
                 <w:u w:val="none"/>
                 <w:strike w:val="false"/>
-                <w:sz w:val="16"/>
-                <w:szCs w:val="16"/>
+                <w:sz w:val="24"/>
+                <w:szCs w:val="24"/>
                 <w:color w:val="000000"/>
               </w:rPr>
               <w:t xml:space="preserve">0,814</w:t>
@@ -1617,8 +1617,8 @@
                 <w:b w:val="false"/>
                 <w:u w:val="none"/>
                 <w:strike w:val="false"/>
-                <w:sz w:val="16"/>
-                <w:szCs w:val="16"/>
+                <w:sz w:val="24"/>
+                <w:szCs w:val="24"/>
                 <w:color w:val="000000"/>
               </w:rPr>
             </w:pPr>
@@ -1629,8 +1629,8 @@
                 <w:b w:val="false"/>
                 <w:u w:val="none"/>
                 <w:strike w:val="false"/>
-                <w:sz w:val="16"/>
-                <w:szCs w:val="16"/>
+                <w:sz w:val="24"/>
+                <w:szCs w:val="24"/>
                 <w:color w:val="000000"/>
               </w:rPr>
               <w:t xml:space="preserve">0,832</w:t>
@@ -1641,7 +1641,7 @@
       <w:tr>
         <w:trPr>
           <w:cantSplit/>
-          <w:trHeight w:val="332" w:hRule="auto"/>
+          <w:trHeight w:val="572" w:hRule="auto"/>
         </w:trPr>
         <w:tc>
           <w:tcPr>
@@ -1678,8 +1678,8 @@
                 <w:b w:val="false"/>
                 <w:u w:val="none"/>
                 <w:strike w:val="false"/>
-                <w:sz w:val="16"/>
-                <w:szCs w:val="16"/>
+                <w:sz w:val="24"/>
+                <w:szCs w:val="24"/>
                 <w:color w:val="000000"/>
               </w:rPr>
             </w:pPr>
@@ -1690,8 +1690,8 @@
                 <w:b w:val="false"/>
                 <w:u w:val="none"/>
                 <w:strike w:val="false"/>
-                <w:sz w:val="16"/>
-                <w:szCs w:val="16"/>
+                <w:sz w:val="24"/>
+                <w:szCs w:val="24"/>
                 <w:color w:val="000000"/>
               </w:rPr>
               <w:t xml:space="preserve">Concepto y postura</w:t>
@@ -1733,8 +1733,8 @@
                 <w:b w:val="false"/>
                 <w:u w:val="none"/>
                 <w:strike w:val="false"/>
-                <w:sz w:val="16"/>
-                <w:szCs w:val="16"/>
+                <w:sz w:val="24"/>
+                <w:szCs w:val="24"/>
                 <w:color w:val="000000"/>
               </w:rPr>
             </w:pPr>
@@ -1745,8 +1745,8 @@
                 <w:b w:val="false"/>
                 <w:u w:val="none"/>
                 <w:strike w:val="false"/>
-                <w:sz w:val="16"/>
-                <w:szCs w:val="16"/>
+                <w:sz w:val="24"/>
+                <w:szCs w:val="24"/>
                 <w:color w:val="000000"/>
               </w:rPr>
               <w:t xml:space="preserve">0,684</w:t>
@@ -1788,8 +1788,8 @@
                 <w:b w:val="false"/>
                 <w:u w:val="none"/>
                 <w:strike w:val="false"/>
-                <w:sz w:val="16"/>
-                <w:szCs w:val="16"/>
+                <w:sz w:val="24"/>
+                <w:szCs w:val="24"/>
                 <w:color w:val="000000"/>
               </w:rPr>
             </w:pPr>
@@ -1800,8 +1800,8 @@
                 <w:b w:val="false"/>
                 <w:u w:val="none"/>
                 <w:strike w:val="false"/>
-                <w:sz w:val="16"/>
-                <w:szCs w:val="16"/>
+                <w:sz w:val="24"/>
+                <w:szCs w:val="24"/>
                 <w:color w:val="000000"/>
               </w:rPr>
               <w:t xml:space="preserve">0,697</w:t>
@@ -1843,8 +1843,8 @@
                 <w:b w:val="false"/>
                 <w:u w:val="none"/>
                 <w:strike w:val="false"/>
-                <w:sz w:val="16"/>
-                <w:szCs w:val="16"/>
+                <w:sz w:val="24"/>
+                <w:szCs w:val="24"/>
                 <w:color w:val="000000"/>
               </w:rPr>
             </w:pPr>
@@ -1855,8 +1855,8 @@
                 <w:b w:val="false"/>
                 <w:u w:val="none"/>
                 <w:strike w:val="false"/>
-                <w:sz w:val="16"/>
-                <w:szCs w:val="16"/>
+                <w:sz w:val="24"/>
+                <w:szCs w:val="24"/>
                 <w:color w:val="000000"/>
               </w:rPr>
               <w:t xml:space="preserve">0,692</w:t>
@@ -1898,8 +1898,8 @@
                 <w:b w:val="false"/>
                 <w:u w:val="none"/>
                 <w:strike w:val="false"/>
-                <w:sz w:val="16"/>
-                <w:szCs w:val="16"/>
+                <w:sz w:val="24"/>
+                <w:szCs w:val="24"/>
                 <w:color w:val="000000"/>
               </w:rPr>
             </w:pPr>
@@ -1910,8 +1910,8 @@
                 <w:b w:val="false"/>
                 <w:u w:val="none"/>
                 <w:strike w:val="false"/>
-                <w:sz w:val="16"/>
-                <w:szCs w:val="16"/>
+                <w:sz w:val="24"/>
+                <w:szCs w:val="24"/>
                 <w:color w:val="000000"/>
               </w:rPr>
               <w:t xml:space="preserve">0,706</w:t>
@@ -1953,8 +1953,8 @@
                 <w:b w:val="false"/>
                 <w:u w:val="none"/>
                 <w:strike w:val="false"/>
-                <w:sz w:val="16"/>
-                <w:szCs w:val="16"/>
+                <w:sz w:val="24"/>
+                <w:szCs w:val="24"/>
                 <w:color w:val="000000"/>
               </w:rPr>
             </w:pPr>
@@ -1965,8 +1965,8 @@
                 <w:b w:val="false"/>
                 <w:u w:val="none"/>
                 <w:strike w:val="false"/>
-                <w:sz w:val="16"/>
-                <w:szCs w:val="16"/>
+                <w:sz w:val="24"/>
+                <w:szCs w:val="24"/>
                 <w:color w:val="000000"/>
               </w:rPr>
               <w:t xml:space="preserve">0,812</w:t>
@@ -2008,8 +2008,8 @@
                 <w:b w:val="false"/>
                 <w:u w:val="none"/>
                 <w:strike w:val="false"/>
-                <w:sz w:val="16"/>
-                <w:szCs w:val="16"/>
+                <w:sz w:val="24"/>
+                <w:szCs w:val="24"/>
                 <w:color w:val="000000"/>
               </w:rPr>
             </w:pPr>
@@ -2020,8 +2020,8 @@
                 <w:b w:val="false"/>
                 <w:u w:val="none"/>
                 <w:strike w:val="false"/>
-                <w:sz w:val="16"/>
-                <w:szCs w:val="16"/>
+                <w:sz w:val="24"/>
+                <w:szCs w:val="24"/>
                 <w:color w:val="000000"/>
               </w:rPr>
               <w:t xml:space="preserve">0,821</w:t>
@@ -2070,8 +2070,8 @@
                 <w:b w:val="false"/>
                 <w:u w:val="none"/>
                 <w:strike w:val="false"/>
-                <w:sz w:val="16"/>
-                <w:szCs w:val="16"/>
+                <w:sz w:val="24"/>
+                <w:szCs w:val="24"/>
                 <w:color w:val="000000"/>
               </w:rPr>
             </w:pPr>
@@ -2082,8 +2082,8 @@
                 <w:b w:val="false"/>
                 <w:u w:val="none"/>
                 <w:strike w:val="false"/>
-                <w:sz w:val="16"/>
-                <w:szCs w:val="16"/>
+                <w:sz w:val="24"/>
+                <w:szCs w:val="24"/>
                 <w:color w:val="000000"/>
               </w:rPr>
               <w:t xml:space="preserve">Nota. Sin ponderar. Bloques evaluados: 359 de 360 (se excluye el bloque irresoluble). F1 equivale al acuerdo específico positivo.</w:t>
